--- a/reports/四川生物医药产业集团创新事业部政策信息简报_20260915.docx
+++ b/reports/四川生物医药产业集团创新事业部政策信息简报_20260915.docx
@@ -239,7 +239,7 @@
                 <w:color w:val="000000"/>
                 <w:sz w:val="24"/>
               </w:rPr>
-              <w:t>人力资源社会保障部等4部门关于支持海洋经济发展促进就业创业的通知</w:t>
+              <w:t>国家医疗保障局关于做好长期护理保险支付管理工作的指导意见</w:t>
             </w:r>
           </w:p>
         </w:tc>
@@ -268,7 +268,7 @@
                 <w:color w:val="000000"/>
                 <w:sz w:val="24"/>
               </w:rPr>
-              <w:t>人力资源社会保障部 自然资源部 国家发展改革委 交通运输部</w:t>
+              <w:t>国家医保局</w:t>
             </w:r>
           </w:p>
         </w:tc>
@@ -297,7 +297,7 @@
                 <w:color w:val="000000"/>
                 <w:sz w:val="24"/>
               </w:rPr>
-              <w:t>2026-06-16</w:t>
+              <w:t>2026-08-26</w:t>
             </w:r>
           </w:p>
         </w:tc>
@@ -357,7 +357,7 @@
                 <w:color w:val="000000"/>
                 <w:sz w:val="24"/>
               </w:rPr>
-              <w:t>国务院就业促进和劳动保护工作领导小组关于印发《加力重点领域、重点行业、城乡基层和中小微企业岗位挖潜扩容 支持重点群体就业创业实施方案》的通知</w:t>
+              <w:t>国家药监局综合司公开征求《关于按照省级中药饮片炮制规范炮制的中药饮片跨省级行政区域销售、使用管理规定（征求意见稿）》意见</w:t>
             </w:r>
           </w:p>
         </w:tc>
@@ -386,7 +386,7 @@
                 <w:color w:val="000000"/>
                 <w:sz w:val="24"/>
               </w:rPr>
-              <w:t>国务院就业促进和劳动保护工作领导小组</w:t>
+              <w:t>国家药品监督管理局综合司</w:t>
             </w:r>
           </w:p>
         </w:tc>
@@ -415,7 +415,597 @@
                 <w:color w:val="000000"/>
                 <w:sz w:val="24"/>
               </w:rPr>
-              <w:t>2025-03-27</w:t>
+              <w:t>2026-08-20</w:t>
+            </w:r>
+          </w:p>
+        </w:tc>
+      </w:tr>
+      <w:tr>
+        <w:tc>
+          <w:tcPr>
+            <w:tcW w:type="dxa" w:w="794"/>
+            <w:tcBorders>
+              <w:top w:val="none"/>
+              <w:left w:val="none"/>
+              <w:bottom w:val="none"/>
+              <w:right w:val="none"/>
+            </w:tcBorders>
+          </w:tcPr>
+          <w:p>
+            <w:pPr>
+              <w:spacing w:line="240" w:lineRule="auto" w:before="60" w:after="60"/>
+              <w:ind w:firstLine="0"/>
+              <w:jc w:val="center"/>
+            </w:pPr>
+            <w:r/>
+            <w:r>
+              <w:rPr>
+                <w:rFonts w:ascii="Times New Roman" w:hAnsi="Times New Roman" w:eastAsia="方正仿宋简体" w:cs="Times New Roman"/>
+                <w:b w:val="0"/>
+                <w:i w:val="0"/>
+                <w:color w:val="000000"/>
+                <w:sz w:val="24"/>
+              </w:rPr>
+              <w:t>3</w:t>
+            </w:r>
+          </w:p>
+        </w:tc>
+        <w:tc>
+          <w:tcPr>
+            <w:tcW w:type="dxa" w:w="4535"/>
+            <w:tcBorders>
+              <w:top w:val="none"/>
+              <w:left w:val="none"/>
+              <w:bottom w:val="none"/>
+              <w:right w:val="none"/>
+            </w:tcBorders>
+          </w:tcPr>
+          <w:p>
+            <w:pPr>
+              <w:spacing w:line="240" w:lineRule="auto" w:before="60" w:after="60"/>
+              <w:ind w:firstLine="0"/>
+              <w:jc w:val="left"/>
+            </w:pPr>
+            <w:r/>
+            <w:r>
+              <w:rPr>
+                <w:rFonts w:ascii="Times New Roman" w:hAnsi="Times New Roman" w:eastAsia="方正仿宋简体" w:cs="Times New Roman"/>
+                <w:b w:val="0"/>
+                <w:i w:val="0"/>
+                <w:color w:val="000000"/>
+                <w:sz w:val="24"/>
+              </w:rPr>
+              <w:t>全民医保“十五五”规划发布 未来5年全面建成多层次医疗保障体系</w:t>
+            </w:r>
+          </w:p>
+        </w:tc>
+        <w:tc>
+          <w:tcPr>
+            <w:tcW w:type="dxa" w:w="2154"/>
+            <w:tcBorders>
+              <w:top w:val="none"/>
+              <w:left w:val="none"/>
+              <w:bottom w:val="none"/>
+              <w:right w:val="none"/>
+            </w:tcBorders>
+          </w:tcPr>
+          <w:p>
+            <w:pPr>
+              <w:spacing w:line="240" w:lineRule="auto" w:before="60" w:after="60"/>
+              <w:ind w:firstLine="0"/>
+              <w:jc w:val="left"/>
+            </w:pPr>
+            <w:r/>
+            <w:r>
+              <w:rPr>
+                <w:rFonts w:ascii="Times New Roman" w:hAnsi="Times New Roman" w:eastAsia="方正仿宋简体" w:cs="Times New Roman"/>
+                <w:b w:val="0"/>
+                <w:i w:val="0"/>
+                <w:color w:val="000000"/>
+                <w:sz w:val="24"/>
+              </w:rPr>
+              <w:t>国务院政策文件库</w:t>
+            </w:r>
+          </w:p>
+        </w:tc>
+        <w:tc>
+          <w:tcPr>
+            <w:tcW w:type="dxa" w:w="1361"/>
+            <w:tcBorders>
+              <w:top w:val="none"/>
+              <w:left w:val="none"/>
+              <w:bottom w:val="none"/>
+              <w:right w:val="none"/>
+            </w:tcBorders>
+          </w:tcPr>
+          <w:p>
+            <w:pPr>
+              <w:spacing w:line="240" w:lineRule="auto" w:before="60" w:after="60"/>
+              <w:ind w:firstLine="0"/>
+              <w:jc w:val="center"/>
+            </w:pPr>
+            <w:r/>
+            <w:r>
+              <w:rPr>
+                <w:rFonts w:ascii="Times New Roman" w:hAnsi="Times New Roman" w:eastAsia="方正仿宋简体" w:cs="Times New Roman"/>
+                <w:b w:val="0"/>
+                <w:i w:val="0"/>
+                <w:color w:val="000000"/>
+                <w:sz w:val="24"/>
+              </w:rPr>
+              <w:t>2026-08-20</w:t>
+            </w:r>
+          </w:p>
+        </w:tc>
+      </w:tr>
+      <w:tr>
+        <w:tc>
+          <w:tcPr>
+            <w:tcW w:type="dxa" w:w="794"/>
+            <w:tcBorders>
+              <w:top w:val="none"/>
+              <w:left w:val="none"/>
+              <w:bottom w:val="none"/>
+              <w:right w:val="none"/>
+            </w:tcBorders>
+          </w:tcPr>
+          <w:p>
+            <w:pPr>
+              <w:spacing w:line="240" w:lineRule="auto" w:before="60" w:after="60"/>
+              <w:ind w:firstLine="0"/>
+              <w:jc w:val="center"/>
+            </w:pPr>
+            <w:r/>
+            <w:r>
+              <w:rPr>
+                <w:rFonts w:ascii="Times New Roman" w:hAnsi="Times New Roman" w:eastAsia="方正仿宋简体" w:cs="Times New Roman"/>
+                <w:b w:val="0"/>
+                <w:i w:val="0"/>
+                <w:color w:val="000000"/>
+                <w:sz w:val="24"/>
+              </w:rPr>
+              <w:t>4</w:t>
+            </w:r>
+          </w:p>
+        </w:tc>
+        <w:tc>
+          <w:tcPr>
+            <w:tcW w:type="dxa" w:w="4535"/>
+            <w:tcBorders>
+              <w:top w:val="none"/>
+              <w:left w:val="none"/>
+              <w:bottom w:val="none"/>
+              <w:right w:val="none"/>
+            </w:tcBorders>
+          </w:tcPr>
+          <w:p>
+            <w:pPr>
+              <w:spacing w:line="240" w:lineRule="auto" w:before="60" w:after="60"/>
+              <w:ind w:firstLine="0"/>
+              <w:jc w:val="left"/>
+            </w:pPr>
+            <w:r/>
+            <w:r>
+              <w:rPr>
+                <w:rFonts w:ascii="Times New Roman" w:hAnsi="Times New Roman" w:eastAsia="方正仿宋简体" w:cs="Times New Roman"/>
+                <w:b w:val="0"/>
+                <w:i w:val="0"/>
+                <w:color w:val="000000"/>
+                <w:sz w:val="24"/>
+              </w:rPr>
+              <w:t>广东省药品监督管理局关于发布《广东省粤港澳大湾区内地九市进口港澳药品医疗器械召回工作指南》《广东省粤港澳大湾区内地九市进口港澳药品医疗器械追溯工作指南》的通告</w:t>
+            </w:r>
+          </w:p>
+        </w:tc>
+        <w:tc>
+          <w:tcPr>
+            <w:tcW w:type="dxa" w:w="2154"/>
+            <w:tcBorders>
+              <w:top w:val="none"/>
+              <w:left w:val="none"/>
+              <w:bottom w:val="none"/>
+              <w:right w:val="none"/>
+            </w:tcBorders>
+          </w:tcPr>
+          <w:p>
+            <w:pPr>
+              <w:spacing w:line="240" w:lineRule="auto" w:before="60" w:after="60"/>
+              <w:ind w:firstLine="0"/>
+              <w:jc w:val="left"/>
+            </w:pPr>
+            <w:r/>
+            <w:r>
+              <w:rPr>
+                <w:rFonts w:ascii="Times New Roman" w:hAnsi="Times New Roman" w:eastAsia="方正仿宋简体" w:cs="Times New Roman"/>
+                <w:b w:val="0"/>
+                <w:i w:val="0"/>
+                <w:color w:val="000000"/>
+                <w:sz w:val="24"/>
+              </w:rPr>
+              <w:t>广东省药品监督管理局</w:t>
+            </w:r>
+          </w:p>
+        </w:tc>
+        <w:tc>
+          <w:tcPr>
+            <w:tcW w:type="dxa" w:w="1361"/>
+            <w:tcBorders>
+              <w:top w:val="none"/>
+              <w:left w:val="none"/>
+              <w:bottom w:val="none"/>
+              <w:right w:val="none"/>
+            </w:tcBorders>
+          </w:tcPr>
+          <w:p>
+            <w:pPr>
+              <w:spacing w:line="240" w:lineRule="auto" w:before="60" w:after="60"/>
+              <w:ind w:firstLine="0"/>
+              <w:jc w:val="center"/>
+            </w:pPr>
+            <w:r/>
+            <w:r>
+              <w:rPr>
+                <w:rFonts w:ascii="Times New Roman" w:hAnsi="Times New Roman" w:eastAsia="方正仿宋简体" w:cs="Times New Roman"/>
+                <w:b w:val="0"/>
+                <w:i w:val="0"/>
+                <w:color w:val="000000"/>
+                <w:sz w:val="24"/>
+              </w:rPr>
+              <w:t>2026-08-19</w:t>
+            </w:r>
+          </w:p>
+        </w:tc>
+      </w:tr>
+      <w:tr>
+        <w:tc>
+          <w:tcPr>
+            <w:tcW w:type="dxa" w:w="794"/>
+            <w:tcBorders>
+              <w:top w:val="none"/>
+              <w:left w:val="none"/>
+              <w:bottom w:val="none"/>
+              <w:right w:val="none"/>
+            </w:tcBorders>
+          </w:tcPr>
+          <w:p>
+            <w:pPr>
+              <w:spacing w:line="240" w:lineRule="auto" w:before="60" w:after="60"/>
+              <w:ind w:firstLine="0"/>
+              <w:jc w:val="center"/>
+            </w:pPr>
+            <w:r/>
+            <w:r>
+              <w:rPr>
+                <w:rFonts w:ascii="Times New Roman" w:hAnsi="Times New Roman" w:eastAsia="方正仿宋简体" w:cs="Times New Roman"/>
+                <w:b w:val="0"/>
+                <w:i w:val="0"/>
+                <w:color w:val="000000"/>
+                <w:sz w:val="24"/>
+              </w:rPr>
+              <w:t>5</w:t>
+            </w:r>
+          </w:p>
+        </w:tc>
+        <w:tc>
+          <w:tcPr>
+            <w:tcW w:type="dxa" w:w="4535"/>
+            <w:tcBorders>
+              <w:top w:val="none"/>
+              <w:left w:val="none"/>
+              <w:bottom w:val="none"/>
+              <w:right w:val="none"/>
+            </w:tcBorders>
+          </w:tcPr>
+          <w:p>
+            <w:pPr>
+              <w:spacing w:line="240" w:lineRule="auto" w:before="60" w:after="60"/>
+              <w:ind w:firstLine="0"/>
+              <w:jc w:val="left"/>
+            </w:pPr>
+            <w:r/>
+            <w:r>
+              <w:rPr>
+                <w:rFonts w:ascii="Times New Roman" w:hAnsi="Times New Roman" w:eastAsia="方正仿宋简体" w:cs="Times New Roman"/>
+                <w:b w:val="0"/>
+                <w:i w:val="0"/>
+                <w:color w:val="000000"/>
+                <w:sz w:val="24"/>
+              </w:rPr>
+              <w:t>国家医疗保障局关于印发《全民医疗保障“十五五”规划》的通知</w:t>
+            </w:r>
+          </w:p>
+        </w:tc>
+        <w:tc>
+          <w:tcPr>
+            <w:tcW w:type="dxa" w:w="2154"/>
+            <w:tcBorders>
+              <w:top w:val="none"/>
+              <w:left w:val="none"/>
+              <w:bottom w:val="none"/>
+              <w:right w:val="none"/>
+            </w:tcBorders>
+          </w:tcPr>
+          <w:p>
+            <w:pPr>
+              <w:spacing w:line="240" w:lineRule="auto" w:before="60" w:after="60"/>
+              <w:ind w:firstLine="0"/>
+              <w:jc w:val="left"/>
+            </w:pPr>
+            <w:r/>
+            <w:r>
+              <w:rPr>
+                <w:rFonts w:ascii="Times New Roman" w:hAnsi="Times New Roman" w:eastAsia="方正仿宋简体" w:cs="Times New Roman"/>
+                <w:b w:val="0"/>
+                <w:i w:val="0"/>
+                <w:color w:val="000000"/>
+                <w:sz w:val="24"/>
+              </w:rPr>
+              <w:t>国家医保局</w:t>
+            </w:r>
+          </w:p>
+        </w:tc>
+        <w:tc>
+          <w:tcPr>
+            <w:tcW w:type="dxa" w:w="1361"/>
+            <w:tcBorders>
+              <w:top w:val="none"/>
+              <w:left w:val="none"/>
+              <w:bottom w:val="none"/>
+              <w:right w:val="none"/>
+            </w:tcBorders>
+          </w:tcPr>
+          <w:p>
+            <w:pPr>
+              <w:spacing w:line="240" w:lineRule="auto" w:before="60" w:after="60"/>
+              <w:ind w:firstLine="0"/>
+              <w:jc w:val="center"/>
+            </w:pPr>
+            <w:r/>
+            <w:r>
+              <w:rPr>
+                <w:rFonts w:ascii="Times New Roman" w:hAnsi="Times New Roman" w:eastAsia="方正仿宋简体" w:cs="Times New Roman"/>
+                <w:b w:val="0"/>
+                <w:i w:val="0"/>
+                <w:color w:val="000000"/>
+                <w:sz w:val="24"/>
+              </w:rPr>
+              <w:t>2026-08-19</w:t>
+            </w:r>
+          </w:p>
+        </w:tc>
+      </w:tr>
+      <w:tr>
+        <w:tc>
+          <w:tcPr>
+            <w:tcW w:type="dxa" w:w="794"/>
+            <w:tcBorders>
+              <w:top w:val="none"/>
+              <w:left w:val="none"/>
+              <w:bottom w:val="none"/>
+              <w:right w:val="none"/>
+            </w:tcBorders>
+          </w:tcPr>
+          <w:p>
+            <w:pPr>
+              <w:spacing w:line="240" w:lineRule="auto" w:before="60" w:after="60"/>
+              <w:ind w:firstLine="0"/>
+              <w:jc w:val="center"/>
+            </w:pPr>
+            <w:r/>
+            <w:r>
+              <w:rPr>
+                <w:rFonts w:ascii="Times New Roman" w:hAnsi="Times New Roman" w:eastAsia="方正仿宋简体" w:cs="Times New Roman"/>
+                <w:b w:val="0"/>
+                <w:i w:val="0"/>
+                <w:color w:val="000000"/>
+                <w:sz w:val="24"/>
+              </w:rPr>
+              <w:t>6</w:t>
+            </w:r>
+          </w:p>
+        </w:tc>
+        <w:tc>
+          <w:tcPr>
+            <w:tcW w:type="dxa" w:w="4535"/>
+            <w:tcBorders>
+              <w:top w:val="none"/>
+              <w:left w:val="none"/>
+              <w:bottom w:val="none"/>
+              <w:right w:val="none"/>
+            </w:tcBorders>
+          </w:tcPr>
+          <w:p>
+            <w:pPr>
+              <w:spacing w:line="240" w:lineRule="auto" w:before="60" w:after="60"/>
+              <w:ind w:firstLine="0"/>
+              <w:jc w:val="left"/>
+            </w:pPr>
+            <w:r/>
+            <w:r>
+              <w:rPr>
+                <w:rFonts w:ascii="Times New Roman" w:hAnsi="Times New Roman" w:eastAsia="方正仿宋简体" w:cs="Times New Roman"/>
+                <w:b w:val="0"/>
+                <w:i w:val="0"/>
+                <w:color w:val="000000"/>
+                <w:sz w:val="24"/>
+              </w:rPr>
+              <w:t>国务院关于《中医药振兴发展“十五五”规划》的批复</w:t>
+            </w:r>
+          </w:p>
+        </w:tc>
+        <w:tc>
+          <w:tcPr>
+            <w:tcW w:type="dxa" w:w="2154"/>
+            <w:tcBorders>
+              <w:top w:val="none"/>
+              <w:left w:val="none"/>
+              <w:bottom w:val="none"/>
+              <w:right w:val="none"/>
+            </w:tcBorders>
+          </w:tcPr>
+          <w:p>
+            <w:pPr>
+              <w:spacing w:line="240" w:lineRule="auto" w:before="60" w:after="60"/>
+              <w:ind w:firstLine="0"/>
+              <w:jc w:val="left"/>
+            </w:pPr>
+            <w:r/>
+            <w:r>
+              <w:rPr>
+                <w:rFonts w:ascii="Times New Roman" w:hAnsi="Times New Roman" w:eastAsia="方正仿宋简体" w:cs="Times New Roman"/>
+                <w:b w:val="0"/>
+                <w:i w:val="0"/>
+                <w:color w:val="000000"/>
+                <w:sz w:val="24"/>
+              </w:rPr>
+              <w:t>国务院</w:t>
+            </w:r>
+          </w:p>
+        </w:tc>
+        <w:tc>
+          <w:tcPr>
+            <w:tcW w:type="dxa" w:w="1361"/>
+            <w:tcBorders>
+              <w:top w:val="none"/>
+              <w:left w:val="none"/>
+              <w:bottom w:val="none"/>
+              <w:right w:val="none"/>
+            </w:tcBorders>
+          </w:tcPr>
+          <w:p>
+            <w:pPr>
+              <w:spacing w:line="240" w:lineRule="auto" w:before="60" w:after="60"/>
+              <w:ind w:firstLine="0"/>
+              <w:jc w:val="center"/>
+            </w:pPr>
+            <w:r/>
+            <w:r>
+              <w:rPr>
+                <w:rFonts w:ascii="Times New Roman" w:hAnsi="Times New Roman" w:eastAsia="方正仿宋简体" w:cs="Times New Roman"/>
+                <w:b w:val="0"/>
+                <w:i w:val="0"/>
+                <w:color w:val="000000"/>
+                <w:sz w:val="24"/>
+              </w:rPr>
+              <w:t>2026-07-10</w:t>
+            </w:r>
+          </w:p>
+        </w:tc>
+      </w:tr>
+      <w:tr>
+        <w:tc>
+          <w:tcPr>
+            <w:tcW w:type="dxa" w:w="794"/>
+            <w:tcBorders>
+              <w:top w:val="none"/>
+              <w:left w:val="none"/>
+              <w:bottom w:val="none"/>
+              <w:right w:val="none"/>
+            </w:tcBorders>
+          </w:tcPr>
+          <w:p>
+            <w:pPr>
+              <w:spacing w:line="240" w:lineRule="auto" w:before="60" w:after="60"/>
+              <w:ind w:firstLine="0"/>
+              <w:jc w:val="center"/>
+            </w:pPr>
+            <w:r/>
+            <w:r>
+              <w:rPr>
+                <w:rFonts w:ascii="Times New Roman" w:hAnsi="Times New Roman" w:eastAsia="方正仿宋简体" w:cs="Times New Roman"/>
+                <w:b w:val="0"/>
+                <w:i w:val="0"/>
+                <w:color w:val="000000"/>
+                <w:sz w:val="24"/>
+              </w:rPr>
+              <w:t>7</w:t>
+            </w:r>
+          </w:p>
+        </w:tc>
+        <w:tc>
+          <w:tcPr>
+            <w:tcW w:type="dxa" w:w="4535"/>
+            <w:tcBorders>
+              <w:top w:val="none"/>
+              <w:left w:val="none"/>
+              <w:bottom w:val="none"/>
+              <w:right w:val="none"/>
+            </w:tcBorders>
+          </w:tcPr>
+          <w:p>
+            <w:pPr>
+              <w:spacing w:line="240" w:lineRule="auto" w:before="60" w:after="60"/>
+              <w:ind w:firstLine="0"/>
+              <w:jc w:val="left"/>
+            </w:pPr>
+            <w:r/>
+            <w:r>
+              <w:rPr>
+                <w:rFonts w:ascii="Times New Roman" w:hAnsi="Times New Roman" w:eastAsia="方正仿宋简体" w:cs="Times New Roman"/>
+                <w:b w:val="0"/>
+                <w:i w:val="0"/>
+                <w:color w:val="000000"/>
+                <w:sz w:val="24"/>
+              </w:rPr>
+              <w:t>国家药品监督管理局 中华人民共和国公安部 中华人民共和国国家卫生健康委员会 国家市　场监督管理总局 国家医疗保障局 国家中医药管理局 国家疾病预防控制局公告（2026年　　第42号）　　　国家药监局 公安部 国家卫生健康委 市场监管总局 国家医保局 国家中医药局 国家　　　　疾控局关于发布《医药代表管理办法》的公告</w:t>
+            </w:r>
+          </w:p>
+        </w:tc>
+        <w:tc>
+          <w:tcPr>
+            <w:tcW w:type="dxa" w:w="2154"/>
+            <w:tcBorders>
+              <w:top w:val="none"/>
+              <w:left w:val="none"/>
+              <w:bottom w:val="none"/>
+              <w:right w:val="none"/>
+            </w:tcBorders>
+          </w:tcPr>
+          <w:p>
+            <w:pPr>
+              <w:spacing w:line="240" w:lineRule="auto" w:before="60" w:after="60"/>
+              <w:ind w:firstLine="0"/>
+              <w:jc w:val="left"/>
+            </w:pPr>
+            <w:r/>
+            <w:r>
+              <w:rPr>
+                <w:rFonts w:ascii="Times New Roman" w:hAnsi="Times New Roman" w:eastAsia="方正仿宋简体" w:cs="Times New Roman"/>
+                <w:b w:val="0"/>
+                <w:i w:val="0"/>
+                <w:color w:val="000000"/>
+                <w:sz w:val="24"/>
+              </w:rPr>
+              <w:t>国务院政策文件库</w:t>
+            </w:r>
+          </w:p>
+        </w:tc>
+        <w:tc>
+          <w:tcPr>
+            <w:tcW w:type="dxa" w:w="1361"/>
+            <w:tcBorders>
+              <w:top w:val="none"/>
+              <w:left w:val="none"/>
+              <w:bottom w:val="none"/>
+              <w:right w:val="none"/>
+            </w:tcBorders>
+          </w:tcPr>
+          <w:p>
+            <w:pPr>
+              <w:spacing w:line="240" w:lineRule="auto" w:before="60" w:after="60"/>
+              <w:ind w:firstLine="0"/>
+              <w:jc w:val="center"/>
+            </w:pPr>
+            <w:r/>
+            <w:r>
+              <w:rPr>
+                <w:rFonts w:ascii="Times New Roman" w:hAnsi="Times New Roman" w:eastAsia="方正仿宋简体" w:cs="Times New Roman"/>
+                <w:b w:val="0"/>
+                <w:i w:val="0"/>
+                <w:color w:val="000000"/>
+                <w:sz w:val="24"/>
+              </w:rPr>
+              <w:t>2026-06-30</w:t>
             </w:r>
           </w:p>
         </w:tc>
@@ -446,7 +1036,7 @@
                 <w:color w:val="000000"/>
                 <w:sz w:val="24"/>
               </w:rPr>
-              <w:t>3</w:t>
+              <w:t>8</w:t>
             </w:r>
           </w:p>
         </w:tc>
@@ -475,7 +1065,7 @@
                 <w:color w:val="000000"/>
                 <w:sz w:val="24"/>
               </w:rPr>
-              <w:t>农业农村部落实中共中央国务院关于进一步深化农村改革扎实推进乡村全面振兴工作部署的实施意见</w:t>
+              <w:t>人力资源社会保障部等4部门关于支持海洋经济发展促进就业创业的通知</w:t>
             </w:r>
           </w:p>
         </w:tc>
@@ -504,7 +1094,7 @@
                 <w:color w:val="000000"/>
                 <w:sz w:val="24"/>
               </w:rPr>
-              <w:t>农业农村部</w:t>
+              <w:t>人力资源社会保障部 自然资源部 国家发展改革委 交通运输部</w:t>
             </w:r>
           </w:p>
         </w:tc>
@@ -533,7 +1123,7 @@
                 <w:color w:val="000000"/>
                 <w:sz w:val="24"/>
               </w:rPr>
-              <w:t>2025-02-25</w:t>
+              <w:t>2026-06-16</w:t>
             </w:r>
           </w:p>
         </w:tc>
@@ -570,7 +1160,462 @@
           <w:color w:val="000000"/>
           <w:sz w:val="24"/>
         </w:rPr>
-        <w:t>1. 《人力资源社会保障部等4部门关于支持海洋经济发展促进就业创业的通知》（发布机关：人力资源社会保障部 自然资源部 国家发展改革委 交通运输部，发布日期：2026-06-16）</w:t>
+        <w:t>1. 《国家医疗保障局关于做好长期护理保险支付管理工作的指导意见》（发布机关：国家医保局，发布日期：2026-08-26）</w:t>
+      </w:r>
+    </w:p>
+    <w:p>
+      <w:pPr>
+        <w:spacing w:line="360" w:lineRule="auto" w:before="0" w:after="60"/>
+        <w:ind w:firstLine="480"/>
+        <w:jc w:val="both"/>
+      </w:pPr>
+      <w:r>
+        <w:rPr>
+          <w:rFonts w:ascii="Times New Roman" w:hAnsi="Times New Roman" w:eastAsia="方正仿宋简体" w:cs="Times New Roman"/>
+          <w:b w:val="0"/>
+          <w:i w:val="0"/>
+          <w:color w:val="000000"/>
+          <w:sz w:val="24"/>
+        </w:rPr>
+        <w:t>文件主要内容与核心要点：国家医疗保障局关于做好长期护理保险支付管理工作的指导意见</w:t>
+      </w:r>
+      <w:r>
+        <w:rPr>
+          <w:rFonts w:ascii="Times New Roman" w:hAnsi="Times New Roman" w:eastAsia="方正仿宋简体" w:cs="Times New Roman"/>
+          <w:b w:val="0"/>
+          <w:i w:val="0"/>
+          <w:color w:val="000000"/>
+          <w:sz w:val="24"/>
+        </w:rPr>
+        <w:t>（官方原文直达：</w:t>
+      </w:r>
+      <w:r>
+        <w:rPr>
+          <w:rFonts w:ascii="Times New Roman" w:hAnsi="Times New Roman" w:eastAsia="方正仿宋简体" w:cs="Times New Roman"/>
+          <w:b w:val="0"/>
+          <w:i w:val="0"/>
+          <w:color w:val="004886"/>
+          <w:sz w:val="24"/>
+          <w:u w:val="single"/>
+        </w:rPr>
+        <w:t>https://www.gov.cn/zhengce/zhengceku/202608/content_7079155.htm</w:t>
+      </w:r>
+      <w:r>
+        <w:rPr>
+          <w:rFonts w:ascii="Times New Roman" w:hAnsi="Times New Roman" w:eastAsia="方正仿宋简体" w:cs="Times New Roman"/>
+          <w:b w:val="0"/>
+          <w:i w:val="0"/>
+          <w:color w:val="000000"/>
+          <w:sz w:val="24"/>
+        </w:rPr>
+        <w:t>）</w:t>
+      </w:r>
+    </w:p>
+    <w:p>
+      <w:pPr>
+        <w:spacing w:line="360" w:lineRule="auto" w:before="80" w:after="0"/>
+        <w:ind w:firstLine="480"/>
+        <w:jc w:val="both"/>
+      </w:pPr>
+      <w:r>
+        <w:rPr>
+          <w:rFonts w:ascii="Times New Roman" w:hAnsi="Times New Roman" w:eastAsia="方正仿宋简体" w:cs="Times New Roman"/>
+          <w:b/>
+          <w:i w:val="0"/>
+          <w:color w:val="000000"/>
+          <w:sz w:val="24"/>
+        </w:rPr>
+        <w:t>2. 《国家药监局综合司公开征求《关于按照省级中药饮片炮制规范炮制的中药饮片跨省级行政区域销售、使用管理规定（征求意见稿）》意见》（发布机关：国家药品监督管理局综合司，发布日期：2026-08-20）</w:t>
+      </w:r>
+    </w:p>
+    <w:p>
+      <w:pPr>
+        <w:spacing w:line="360" w:lineRule="auto" w:before="0" w:after="60"/>
+        <w:ind w:firstLine="480"/>
+        <w:jc w:val="both"/>
+      </w:pPr>
+      <w:r>
+        <w:rPr>
+          <w:rFonts w:ascii="Times New Roman" w:hAnsi="Times New Roman" w:eastAsia="方正仿宋简体" w:cs="Times New Roman"/>
+          <w:b w:val="0"/>
+          <w:i w:val="0"/>
+          <w:color w:val="000000"/>
+          <w:sz w:val="24"/>
+        </w:rPr>
+        <w:t>文件主要内容与核心要点：国家药监局综合司公开征求《关于按照省级中药饮片炮制规范炮制的中药饮片跨省级行政区域销售、使用管理规定（征求意见稿）》意见</w:t>
+      </w:r>
+      <w:r>
+        <w:rPr>
+          <w:rFonts w:ascii="Times New Roman" w:hAnsi="Times New Roman" w:eastAsia="方正仿宋简体" w:cs="Times New Roman"/>
+          <w:b w:val="0"/>
+          <w:i w:val="0"/>
+          <w:color w:val="000000"/>
+          <w:sz w:val="24"/>
+        </w:rPr>
+        <w:t>（官方原文直达：</w:t>
+      </w:r>
+      <w:r>
+        <w:rPr>
+          <w:rFonts w:ascii="Times New Roman" w:hAnsi="Times New Roman" w:eastAsia="方正仿宋简体" w:cs="Times New Roman"/>
+          <w:b w:val="0"/>
+          <w:i w:val="0"/>
+          <w:color w:val="004886"/>
+          <w:sz w:val="24"/>
+          <w:u w:val="single"/>
+        </w:rPr>
+        <w:t>https://www.nmpa.gov.cn/xxgk/zhqyj/zhqyjsp/20260820153022198.html</w:t>
+      </w:r>
+      <w:r>
+        <w:rPr>
+          <w:rFonts w:ascii="Times New Roman" w:hAnsi="Times New Roman" w:eastAsia="方正仿宋简体" w:cs="Times New Roman"/>
+          <w:b w:val="0"/>
+          <w:i w:val="0"/>
+          <w:color w:val="000000"/>
+          <w:sz w:val="24"/>
+        </w:rPr>
+        <w:t>）</w:t>
+      </w:r>
+    </w:p>
+    <w:p>
+      <w:pPr>
+        <w:spacing w:line="360" w:lineRule="auto" w:before="80" w:after="0"/>
+        <w:ind w:firstLine="480"/>
+        <w:jc w:val="both"/>
+      </w:pPr>
+      <w:r>
+        <w:rPr>
+          <w:rFonts w:ascii="Times New Roman" w:hAnsi="Times New Roman" w:eastAsia="方正仿宋简体" w:cs="Times New Roman"/>
+          <w:b/>
+          <w:i w:val="0"/>
+          <w:color w:val="000000"/>
+          <w:sz w:val="24"/>
+        </w:rPr>
+        <w:t>3. 《全民医保“十五五”规划发布 未来5年全面建成多层次医疗保障体系》（发布机关：国务院政策文件库，发布日期：2026-08-20）</w:t>
+      </w:r>
+    </w:p>
+    <w:p>
+      <w:pPr>
+        <w:spacing w:line="360" w:lineRule="auto" w:before="0" w:after="60"/>
+        <w:ind w:firstLine="480"/>
+        <w:jc w:val="both"/>
+      </w:pPr>
+      <w:r>
+        <w:rPr>
+          <w:rFonts w:ascii="Times New Roman" w:hAnsi="Times New Roman" w:eastAsia="方正仿宋简体" w:cs="Times New Roman"/>
+          <w:b w:val="0"/>
+          <w:i w:val="0"/>
+          <w:color w:val="000000"/>
+          <w:sz w:val="24"/>
+        </w:rPr>
+        <w:t>文件主要内容与核心要点：全民医保“十五五”规划发布 未来5年全面建成多层次医疗保障体系</w:t>
+      </w:r>
+      <w:r>
+        <w:rPr>
+          <w:rFonts w:ascii="Times New Roman" w:hAnsi="Times New Roman" w:eastAsia="方正仿宋简体" w:cs="Times New Roman"/>
+          <w:b w:val="0"/>
+          <w:i w:val="0"/>
+          <w:color w:val="000000"/>
+          <w:sz w:val="24"/>
+        </w:rPr>
+        <w:t>（官方原文直达：</w:t>
+      </w:r>
+      <w:r>
+        <w:rPr>
+          <w:rFonts w:ascii="Times New Roman" w:hAnsi="Times New Roman" w:eastAsia="方正仿宋简体" w:cs="Times New Roman"/>
+          <w:b w:val="0"/>
+          <w:i w:val="0"/>
+          <w:color w:val="004886"/>
+          <w:sz w:val="24"/>
+          <w:u w:val="single"/>
+        </w:rPr>
+        <w:t>https://www.gov.cn/zhengce/202608/content_7078670.htm</w:t>
+      </w:r>
+      <w:r>
+        <w:rPr>
+          <w:rFonts w:ascii="Times New Roman" w:hAnsi="Times New Roman" w:eastAsia="方正仿宋简体" w:cs="Times New Roman"/>
+          <w:b w:val="0"/>
+          <w:i w:val="0"/>
+          <w:color w:val="000000"/>
+          <w:sz w:val="24"/>
+        </w:rPr>
+        <w:t>）</w:t>
+      </w:r>
+    </w:p>
+    <w:p>
+      <w:pPr>
+        <w:spacing w:line="360" w:lineRule="auto" w:before="80" w:after="0"/>
+        <w:ind w:firstLine="480"/>
+        <w:jc w:val="both"/>
+      </w:pPr>
+      <w:r>
+        <w:rPr>
+          <w:rFonts w:ascii="Times New Roman" w:hAnsi="Times New Roman" w:eastAsia="方正仿宋简体" w:cs="Times New Roman"/>
+          <w:b/>
+          <w:i w:val="0"/>
+          <w:color w:val="000000"/>
+          <w:sz w:val="24"/>
+        </w:rPr>
+        <w:t>4. 《广东省药品监督管理局关于发布《广东省粤港澳大湾区内地九市进口港澳药品医疗器械召回工作指南》《广东省粤港澳大湾区内地九市进口港澳药品医疗器械追溯工作指南》的通告》（发布机关：广东省药品监督管理局，发布日期：2026-08-19）</w:t>
+      </w:r>
+    </w:p>
+    <w:p>
+      <w:pPr>
+        <w:spacing w:line="360" w:lineRule="auto" w:before="0" w:after="60"/>
+        <w:ind w:firstLine="480"/>
+        <w:jc w:val="both"/>
+      </w:pPr>
+      <w:r>
+        <w:rPr>
+          <w:rFonts w:ascii="Times New Roman" w:hAnsi="Times New Roman" w:eastAsia="方正仿宋简体" w:cs="Times New Roman"/>
+          <w:b w:val="0"/>
+          <w:i w:val="0"/>
+          <w:color w:val="000000"/>
+          <w:sz w:val="24"/>
+        </w:rPr>
+        <w:t>文件主要内容与核心要点：广东省药品监督管理局关于发布《广东省粤港澳大湾区内地九市进口港澳药品医疗器械召回工作指南》《广东省粤港澳大湾区内地九市进口港澳药品医疗器械追溯工作指南》的通告</w:t>
+      </w:r>
+      <w:r>
+        <w:rPr>
+          <w:rFonts w:ascii="Times New Roman" w:hAnsi="Times New Roman" w:eastAsia="方正仿宋简体" w:cs="Times New Roman"/>
+          <w:b w:val="0"/>
+          <w:i w:val="0"/>
+          <w:color w:val="000000"/>
+          <w:sz w:val="24"/>
+        </w:rPr>
+        <w:t>（官方原文直达：</w:t>
+      </w:r>
+      <w:r>
+        <w:rPr>
+          <w:rFonts w:ascii="Times New Roman" w:hAnsi="Times New Roman" w:eastAsia="方正仿宋简体" w:cs="Times New Roman"/>
+          <w:b w:val="0"/>
+          <w:i w:val="0"/>
+          <w:color w:val="004886"/>
+          <w:sz w:val="24"/>
+          <w:u w:val="single"/>
+        </w:rPr>
+        <w:t>https://mpa.gd.gov.cn/zwgk/gzwj/content/post_20260819_guide.html</w:t>
+      </w:r>
+      <w:r>
+        <w:rPr>
+          <w:rFonts w:ascii="Times New Roman" w:hAnsi="Times New Roman" w:eastAsia="方正仿宋简体" w:cs="Times New Roman"/>
+          <w:b w:val="0"/>
+          <w:i w:val="0"/>
+          <w:color w:val="000000"/>
+          <w:sz w:val="24"/>
+        </w:rPr>
+        <w:t>）</w:t>
+      </w:r>
+    </w:p>
+    <w:p>
+      <w:pPr>
+        <w:spacing w:line="360" w:lineRule="auto" w:before="80" w:after="0"/>
+        <w:ind w:firstLine="480"/>
+        <w:jc w:val="both"/>
+      </w:pPr>
+      <w:r>
+        <w:rPr>
+          <w:rFonts w:ascii="Times New Roman" w:hAnsi="Times New Roman" w:eastAsia="方正仿宋简体" w:cs="Times New Roman"/>
+          <w:b/>
+          <w:i w:val="0"/>
+          <w:color w:val="000000"/>
+          <w:sz w:val="24"/>
+        </w:rPr>
+        <w:t>5. 《国家医疗保障局关于印发《全民医疗保障“十五五”规划》的通知》（发布机关：国家医保局，发布日期：2026-08-19）</w:t>
+      </w:r>
+    </w:p>
+    <w:p>
+      <w:pPr>
+        <w:spacing w:line="360" w:lineRule="auto" w:before="0" w:after="60"/>
+        <w:ind w:firstLine="480"/>
+        <w:jc w:val="both"/>
+      </w:pPr>
+      <w:r>
+        <w:rPr>
+          <w:rFonts w:ascii="Times New Roman" w:hAnsi="Times New Roman" w:eastAsia="方正仿宋简体" w:cs="Times New Roman"/>
+          <w:b w:val="0"/>
+          <w:i w:val="0"/>
+          <w:color w:val="000000"/>
+          <w:sz w:val="24"/>
+        </w:rPr>
+        <w:t>文件主要内容与核心要点：国家医疗保障局关于印发《全民医疗保障“十五五”规划》的通知</w:t>
+      </w:r>
+      <w:r>
+        <w:rPr>
+          <w:rFonts w:ascii="Times New Roman" w:hAnsi="Times New Roman" w:eastAsia="方正仿宋简体" w:cs="Times New Roman"/>
+          <w:b w:val="0"/>
+          <w:i w:val="0"/>
+          <w:color w:val="000000"/>
+          <w:sz w:val="24"/>
+        </w:rPr>
+        <w:t>（官方原文直达：</w:t>
+      </w:r>
+      <w:r>
+        <w:rPr>
+          <w:rFonts w:ascii="Times New Roman" w:hAnsi="Times New Roman" w:eastAsia="方正仿宋简体" w:cs="Times New Roman"/>
+          <w:b w:val="0"/>
+          <w:i w:val="0"/>
+          <w:color w:val="004886"/>
+          <w:sz w:val="24"/>
+          <w:u w:val="single"/>
+        </w:rPr>
+        <w:t>https://www.gov.cn/zhengce/zhengceku/202608/content_7078568.htm</w:t>
+      </w:r>
+      <w:r>
+        <w:rPr>
+          <w:rFonts w:ascii="Times New Roman" w:hAnsi="Times New Roman" w:eastAsia="方正仿宋简体" w:cs="Times New Roman"/>
+          <w:b w:val="0"/>
+          <w:i w:val="0"/>
+          <w:color w:val="000000"/>
+          <w:sz w:val="24"/>
+        </w:rPr>
+        <w:t>）</w:t>
+      </w:r>
+    </w:p>
+    <w:p>
+      <w:pPr>
+        <w:spacing w:line="360" w:lineRule="auto" w:before="80" w:after="0"/>
+        <w:ind w:firstLine="480"/>
+        <w:jc w:val="both"/>
+      </w:pPr>
+      <w:r>
+        <w:rPr>
+          <w:rFonts w:ascii="Times New Roman" w:hAnsi="Times New Roman" w:eastAsia="方正仿宋简体" w:cs="Times New Roman"/>
+          <w:b/>
+          <w:i w:val="0"/>
+          <w:color w:val="000000"/>
+          <w:sz w:val="24"/>
+        </w:rPr>
+        <w:t>6. 《国务院关于《中医药振兴发展“十五五”规划》的批复》（发布机关：国务院，发布日期：2026-07-10）</w:t>
+      </w:r>
+    </w:p>
+    <w:p>
+      <w:pPr>
+        <w:spacing w:line="360" w:lineRule="auto" w:before="0" w:after="60"/>
+        <w:ind w:firstLine="480"/>
+        <w:jc w:val="both"/>
+      </w:pPr>
+      <w:r>
+        <w:rPr>
+          <w:rFonts w:ascii="Times New Roman" w:hAnsi="Times New Roman" w:eastAsia="方正仿宋简体" w:cs="Times New Roman"/>
+          <w:b w:val="0"/>
+          <w:i w:val="0"/>
+          <w:color w:val="000000"/>
+          <w:sz w:val="24"/>
+        </w:rPr>
+        <w:t>文件主要内容与核心要点：国务院关于《中医药振兴发展“十五五”规划》的批复</w:t>
+      </w:r>
+      <w:r>
+        <w:rPr>
+          <w:rFonts w:ascii="Times New Roman" w:hAnsi="Times New Roman" w:eastAsia="方正仿宋简体" w:cs="Times New Roman"/>
+          <w:b w:val="0"/>
+          <w:i w:val="0"/>
+          <w:color w:val="000000"/>
+          <w:sz w:val="24"/>
+        </w:rPr>
+        <w:t>（官方原文直达：</w:t>
+      </w:r>
+      <w:r>
+        <w:rPr>
+          <w:rFonts w:ascii="Times New Roman" w:hAnsi="Times New Roman" w:eastAsia="方正仿宋简体" w:cs="Times New Roman"/>
+          <w:b w:val="0"/>
+          <w:i w:val="0"/>
+          <w:color w:val="004886"/>
+          <w:sz w:val="24"/>
+          <w:u w:val="single"/>
+        </w:rPr>
+        <w:t>https://www.gov.cn/zhengce/zhengceku/202607/content_7074931.htm</w:t>
+      </w:r>
+      <w:r>
+        <w:rPr>
+          <w:rFonts w:ascii="Times New Roman" w:hAnsi="Times New Roman" w:eastAsia="方正仿宋简体" w:cs="Times New Roman"/>
+          <w:b w:val="0"/>
+          <w:i w:val="0"/>
+          <w:color w:val="000000"/>
+          <w:sz w:val="24"/>
+        </w:rPr>
+        <w:t>）</w:t>
+      </w:r>
+    </w:p>
+    <w:p>
+      <w:pPr>
+        <w:spacing w:line="360" w:lineRule="auto" w:before="80" w:after="0"/>
+        <w:ind w:firstLine="480"/>
+        <w:jc w:val="both"/>
+      </w:pPr>
+      <w:r>
+        <w:rPr>
+          <w:rFonts w:ascii="Times New Roman" w:hAnsi="Times New Roman" w:eastAsia="方正仿宋简体" w:cs="Times New Roman"/>
+          <w:b/>
+          <w:i w:val="0"/>
+          <w:color w:val="000000"/>
+          <w:sz w:val="24"/>
+        </w:rPr>
+        <w:t>7. 《国家药品监督管理局 中华人民共和国公安部 中华人民共和国国家卫生健康委员会 国家市　场监督管理总局 国家医疗保障局 国家中医药管理局 国家疾病预防控制局公告（2026年　　第42号）　　　国家药监局 公安部 国家卫生健康委 市场监管总局 国家医保局 国家中医药局 国家　　　　疾控局关于发布《医药代表管理办法》的公告》（发布机关：国务院政策文件库，发布日期：2026-06-30）</w:t>
+      </w:r>
+    </w:p>
+    <w:p>
+      <w:pPr>
+        <w:spacing w:line="360" w:lineRule="auto" w:before="0" w:after="60"/>
+        <w:ind w:firstLine="480"/>
+        <w:jc w:val="both"/>
+      </w:pPr>
+      <w:r>
+        <w:rPr>
+          <w:rFonts w:ascii="Times New Roman" w:hAnsi="Times New Roman" w:eastAsia="方正仿宋简体" w:cs="Times New Roman"/>
+          <w:b w:val="0"/>
+          <w:i w:val="0"/>
+          <w:color w:val="000000"/>
+          <w:sz w:val="24"/>
+        </w:rPr>
+        <w:t>文件主要内容与核心要点：国家药品监督管理局 中华人民共和国公安部 中华人民共和国国家卫生健康委员会 国家市　场监督管理总局 国家医疗保障局 国家中医药管理局 国家疾病预防控制局公告（2026年　　第42号）　　　国家药监局 公安部 国家卫生健康委 市场监管总局 国家医保局 国家中医药局 国家　　　　疾控局关于发布《医药代表管理办法》的公告</w:t>
+      </w:r>
+      <w:r>
+        <w:rPr>
+          <w:rFonts w:ascii="Times New Roman" w:hAnsi="Times New Roman" w:eastAsia="方正仿宋简体" w:cs="Times New Roman"/>
+          <w:b w:val="0"/>
+          <w:i w:val="0"/>
+          <w:color w:val="000000"/>
+          <w:sz w:val="24"/>
+        </w:rPr>
+        <w:t>（官方原文直达：</w:t>
+      </w:r>
+      <w:r>
+        <w:rPr>
+          <w:rFonts w:ascii="Times New Roman" w:hAnsi="Times New Roman" w:eastAsia="方正仿宋简体" w:cs="Times New Roman"/>
+          <w:b w:val="0"/>
+          <w:i w:val="0"/>
+          <w:color w:val="004886"/>
+          <w:sz w:val="24"/>
+          <w:u w:val="single"/>
+        </w:rPr>
+        <w:t>https://www.gov.cn/gongbao/2026/issue_12826/202606/content_7073631.html</w:t>
+      </w:r>
+      <w:r>
+        <w:rPr>
+          <w:rFonts w:ascii="Times New Roman" w:hAnsi="Times New Roman" w:eastAsia="方正仿宋简体" w:cs="Times New Roman"/>
+          <w:b w:val="0"/>
+          <w:i w:val="0"/>
+          <w:color w:val="000000"/>
+          <w:sz w:val="24"/>
+        </w:rPr>
+        <w:t>）</w:t>
+      </w:r>
+    </w:p>
+    <w:p>
+      <w:pPr>
+        <w:spacing w:line="360" w:lineRule="auto" w:before="80" w:after="0"/>
+        <w:ind w:firstLine="480"/>
+        <w:jc w:val="both"/>
+      </w:pPr>
+      <w:r>
+        <w:rPr>
+          <w:rFonts w:ascii="Times New Roman" w:hAnsi="Times New Roman" w:eastAsia="方正仿宋简体" w:cs="Times New Roman"/>
+          <w:b/>
+          <w:i w:val="0"/>
+          <w:color w:val="000000"/>
+          <w:sz w:val="24"/>
+        </w:rPr>
+        <w:t>8. 《人力资源社会保障部等4部门关于支持海洋经济发展促进就业创业的通知》（发布机关：人力资源社会保障部 自然资源部 国家发展改革委 交通运输部，发布日期：2026-06-16）</w:t>
       </w:r>
     </w:p>
     <w:p>
@@ -609,136 +1654,6 @@
           <w:u w:val="single"/>
         </w:rPr>
         <w:t>https://www.gov.cn/zhengce/zhengceku/202606/content_7072347.htm</w:t>
-      </w:r>
-      <w:r>
-        <w:rPr>
-          <w:rFonts w:ascii="Times New Roman" w:hAnsi="Times New Roman" w:eastAsia="方正仿宋简体" w:cs="Times New Roman"/>
-          <w:b w:val="0"/>
-          <w:i w:val="0"/>
-          <w:color w:val="000000"/>
-          <w:sz w:val="24"/>
-        </w:rPr>
-        <w:t>）</w:t>
-      </w:r>
-    </w:p>
-    <w:p>
-      <w:pPr>
-        <w:spacing w:line="360" w:lineRule="auto" w:before="80" w:after="0"/>
-        <w:ind w:firstLine="480"/>
-        <w:jc w:val="both"/>
-      </w:pPr>
-      <w:r>
-        <w:rPr>
-          <w:rFonts w:ascii="Times New Roman" w:hAnsi="Times New Roman" w:eastAsia="方正仿宋简体" w:cs="Times New Roman"/>
-          <w:b/>
-          <w:i w:val="0"/>
-          <w:color w:val="000000"/>
-          <w:sz w:val="24"/>
-        </w:rPr>
-        <w:t>2. 《国务院就业促进和劳动保护工作领导小组关于印发《加力重点领域、重点行业、城乡基层和中小微企业岗位挖潜扩容 支持重点群体就业创业实施方案》的通知》（发布机关：国务院就业促进和劳动保护工作领导小组，发布日期：2025-03-27）</w:t>
-      </w:r>
-    </w:p>
-    <w:p>
-      <w:pPr>
-        <w:spacing w:line="360" w:lineRule="auto" w:before="0" w:after="60"/>
-        <w:ind w:firstLine="480"/>
-        <w:jc w:val="both"/>
-      </w:pPr>
-      <w:r>
-        <w:rPr>
-          <w:rFonts w:ascii="Times New Roman" w:hAnsi="Times New Roman" w:eastAsia="方正仿宋简体" w:cs="Times New Roman"/>
-          <w:b w:val="0"/>
-          <w:i w:val="0"/>
-          <w:color w:val="000000"/>
-          <w:sz w:val="24"/>
-        </w:rPr>
-        <w:t>文件主要内容与核心要点：行业稳增长工作方案，研究保持制造业合理比重投入机制，落实“两重”、“两新”政策，稳住制造业就业规模。持续开展先进制造业促就业行动，实施制造业重点产业链高质量发展行动，培育智能装备、电子信息、生物医药、</w:t>
-      </w:r>
-      <w:r>
-        <w:rPr>
-          <w:rFonts w:ascii="Times New Roman" w:hAnsi="Times New Roman" w:eastAsia="方正仿宋简体" w:cs="Times New Roman"/>
-          <w:b w:val="0"/>
-          <w:i w:val="0"/>
-          <w:color w:val="000000"/>
-          <w:sz w:val="24"/>
-        </w:rPr>
-        <w:t>（官方原文直达：</w:t>
-      </w:r>
-      <w:r>
-        <w:rPr>
-          <w:rFonts w:ascii="Times New Roman" w:hAnsi="Times New Roman" w:eastAsia="方正仿宋简体" w:cs="Times New Roman"/>
-          <w:b w:val="0"/>
-          <w:i w:val="0"/>
-          <w:color w:val="004886"/>
-          <w:sz w:val="24"/>
-          <w:u w:val="single"/>
-        </w:rPr>
-        <w:t>https://www.gov.cn/zhengce/zhengceku/202503/content_7015975.htm</w:t>
-      </w:r>
-      <w:r>
-        <w:rPr>
-          <w:rFonts w:ascii="Times New Roman" w:hAnsi="Times New Roman" w:eastAsia="方正仿宋简体" w:cs="Times New Roman"/>
-          <w:b w:val="0"/>
-          <w:i w:val="0"/>
-          <w:color w:val="000000"/>
-          <w:sz w:val="24"/>
-        </w:rPr>
-        <w:t>）</w:t>
-      </w:r>
-    </w:p>
-    <w:p>
-      <w:pPr>
-        <w:spacing w:line="360" w:lineRule="auto" w:before="80" w:after="0"/>
-        <w:ind w:firstLine="480"/>
-        <w:jc w:val="both"/>
-      </w:pPr>
-      <w:r>
-        <w:rPr>
-          <w:rFonts w:ascii="Times New Roman" w:hAnsi="Times New Roman" w:eastAsia="方正仿宋简体" w:cs="Times New Roman"/>
-          <w:b/>
-          <w:i w:val="0"/>
-          <w:color w:val="000000"/>
-          <w:sz w:val="24"/>
-        </w:rPr>
-        <w:t>3. 《农业农村部落实中共中央国务院关于进一步深化农村改革扎实推进乡村全面振兴工作部署的实施意见》（发布机关：农业农村部，发布日期：2025-02-25）</w:t>
-      </w:r>
-    </w:p>
-    <w:p>
-      <w:pPr>
-        <w:spacing w:line="360" w:lineRule="auto" w:before="0" w:after="60"/>
-        <w:ind w:firstLine="480"/>
-        <w:jc w:val="both"/>
-      </w:pPr>
-      <w:r>
-        <w:rPr>
-          <w:rFonts w:ascii="Times New Roman" w:hAnsi="Times New Roman" w:eastAsia="方正仿宋简体" w:cs="Times New Roman"/>
-          <w:b w:val="0"/>
-          <w:i w:val="0"/>
-          <w:color w:val="000000"/>
-          <w:sz w:val="24"/>
-        </w:rPr>
-        <w:t>文件主要内容与核心要点：应对气候变化韧性。探索开展“天空地”一体化农情灾情监测。加快建设区域农机社会化服务中心和区域农业应急救灾中心。组织“虫口夺粮”保丰收行动，统筹农作物病虫害监测防控基础设施和人才队伍建设，大力推进统防</w:t>
-      </w:r>
-      <w:r>
-        <w:rPr>
-          <w:rFonts w:ascii="Times New Roman" w:hAnsi="Times New Roman" w:eastAsia="方正仿宋简体" w:cs="Times New Roman"/>
-          <w:b w:val="0"/>
-          <w:i w:val="0"/>
-          <w:color w:val="000000"/>
-          <w:sz w:val="24"/>
-        </w:rPr>
-        <w:t>（官方原文直达：</w:t>
-      </w:r>
-      <w:r>
-        <w:rPr>
-          <w:rFonts w:ascii="Times New Roman" w:hAnsi="Times New Roman" w:eastAsia="方正仿宋简体" w:cs="Times New Roman"/>
-          <w:b w:val="0"/>
-          <w:i w:val="0"/>
-          <w:color w:val="004886"/>
-          <w:sz w:val="24"/>
-          <w:u w:val="single"/>
-        </w:rPr>
-        <w:t>https://www.gov.cn/zhengce/zhengceku/202502/content_7005554.htm</w:t>
       </w:r>
       <w:r>
         <w:rPr>
